--- a/Check_List_PAVIA_LENA/Check_List_PAVIA_LENA_2026_06_09_RADIOPROTEZIONE_EDR.docx
+++ b/Check_List_PAVIA_LENA/Check_List_PAVIA_LENA_2026_06_09_RADIOPROTEZIONE_EDR.docx
@@ -55,7 +55,7 @@
           <w:sz w:val="22"/>
           <w:szCs w:val="22"/>
         </w:rPr>
-        <w:t xml:space="preserve">Il presente verbale documenta le attività di sopralluogo e verifica preliminare dello stato dei luoghi, effettuate ai fini radioprotezionistici e autorizzativi connessi all’installazione del nuovo ciclotrone. Le parti di seguito indicate danno atto della propria presenza alle operazioni di verifica. Le note, le osservazioni e le eventuali relazioni sono riportate nell’apposita sezione e il documento è sottoscritto dalle parti al termine della verifica.</w:t>
+        <w:t xml:space="preserve">Il presente verbale documenta le attività di sopralluogo e di verifica preliminare dello stato dei luoghi, effettuate ai fini radioprotezionistici e autorizzativi connessi all’estensione del sito di produzione di radiofarmaci. Le parti di seguito indicate danno atto della propria presenza alle operazioni di verifica. Le note, le osservazioni e le eventuali relazioni sono riportate nell’apposita sezione e il documento è sottoscritto dalle parti al termine della verifica.</w:t>
       </w:r>
     </w:p>
     <w:p>
